--- a/assets/lessons/poteryannaya-ovechka/Poteryannaya_ovechka_Razdatka.docx
+++ b/assets/lessons/poteryannaya-ovechka/Poteryannaya_ovechka_Razdatka.docx
@@ -12,7 +12,7 @@
     </w:p>
     <w:p>
       <w:r>
-        <w:t>Вырежьте шесть карточек. Пять используйте для маленького стада, одну заранее спрячьте под зелёной салфеткой. Режет взрослый. Линии реза не нужны: оставьте вокруг овечек поля.</w:t>
+        <w:t>Вырежьте шесть карточек. Пять — для маленького стада, одну заранее спрячьте под зелёной салфеткой. Режет взрослый, оставляя вокруг овечек поля.</w:t>
       </w:r>
     </w:p>
     <w:p>
@@ -24,7 +24,7 @@
         <w:drawing>
           <wp:inline xmlns:a="http://schemas.openxmlformats.org/drawingml/2006/main" xmlns:pic="http://schemas.openxmlformats.org/drawingml/2006/picture">
             <wp:extent cx="1874519" cy="1713070"/>
-            <wp:docPr id="1" name="Picture 1"/>
+            <wp:docPr id="1" name="Picture 1" descr="Одна овечка"/>
             <wp:cNvGraphicFramePr>
               <a:graphicFrameLocks noChangeAspect="1"/>
             </wp:cNvGraphicFramePr>
@@ -58,7 +58,7 @@
         <w:drawing>
           <wp:inline xmlns:a="http://schemas.openxmlformats.org/drawingml/2006/main" xmlns:pic="http://schemas.openxmlformats.org/drawingml/2006/picture">
             <wp:extent cx="1874519" cy="1713070"/>
-            <wp:docPr id="2" name="Picture 2"/>
+            <wp:docPr id="2" name="Picture 2" descr="Одна овечка"/>
             <wp:cNvGraphicFramePr>
               <a:graphicFrameLocks noChangeAspect="1"/>
             </wp:cNvGraphicFramePr>
@@ -92,7 +92,7 @@
         <w:drawing>
           <wp:inline xmlns:a="http://schemas.openxmlformats.org/drawingml/2006/main" xmlns:pic="http://schemas.openxmlformats.org/drawingml/2006/picture">
             <wp:extent cx="1874519" cy="1713070"/>
-            <wp:docPr id="3" name="Picture 3"/>
+            <wp:docPr id="3" name="Picture 3" descr="Одна овечка"/>
             <wp:cNvGraphicFramePr>
               <a:graphicFrameLocks noChangeAspect="1"/>
             </wp:cNvGraphicFramePr>
@@ -132,7 +132,7 @@
         <w:drawing>
           <wp:inline xmlns:a="http://schemas.openxmlformats.org/drawingml/2006/main" xmlns:pic="http://schemas.openxmlformats.org/drawingml/2006/picture">
             <wp:extent cx="1874519" cy="1713070"/>
-            <wp:docPr id="4" name="Picture 4"/>
+            <wp:docPr id="4" name="Picture 4" descr="Одна овечка"/>
             <wp:cNvGraphicFramePr>
               <a:graphicFrameLocks noChangeAspect="1"/>
             </wp:cNvGraphicFramePr>
@@ -166,7 +166,7 @@
         <w:drawing>
           <wp:inline xmlns:a="http://schemas.openxmlformats.org/drawingml/2006/main" xmlns:pic="http://schemas.openxmlformats.org/drawingml/2006/picture">
             <wp:extent cx="1874519" cy="1713070"/>
-            <wp:docPr id="5" name="Picture 5"/>
+            <wp:docPr id="5" name="Picture 5" descr="Одна овечка"/>
             <wp:cNvGraphicFramePr>
               <a:graphicFrameLocks noChangeAspect="1"/>
             </wp:cNvGraphicFramePr>
@@ -200,7 +200,7 @@
         <w:drawing>
           <wp:inline xmlns:a="http://schemas.openxmlformats.org/drawingml/2006/main" xmlns:pic="http://schemas.openxmlformats.org/drawingml/2006/picture">
             <wp:extent cx="1874519" cy="1713070"/>
-            <wp:docPr id="6" name="Picture 6"/>
+            <wp:docPr id="6" name="Picture 6" descr="Одна овечка"/>
             <wp:cNvGraphicFramePr>
               <a:graphicFrameLocks noChangeAspect="1"/>
             </wp:cNvGraphicFramePr>
@@ -246,66 +246,240 @@
     </w:p>
     <w:p>
       <w:r>
-        <w:t>Разложите подписи в трёх местах. Все подписи детям читает учитель. Вырежьте полосы с запасом белого поля.</w:t>
+        <w:t>Разложите карточки в трёх местах. Подписи читает учитель. Каждая подсказка относится к месту игры в комнате.</w:t>
       </w:r>
     </w:p>
-    <w:p>
-      <w:pPr>
-        <w:spacing w:before="520"/>
-      </w:pPr>
-      <w:r>
-        <w:rPr>
-          <w:b/>
-          <w:sz w:val="56"/>
-        </w:rPr>
-        <w:t>ЛУЖОК</w:t>
-      </w:r>
-    </w:p>
+    <w:tbl>
+      <w:tblPr>
+        <w:tblW w:type="auto" w:w="0"/>
+        <w:tblLayout w:type="fixed"/>
+        <w:tblLook w:firstColumn="1" w:firstRow="1" w:lastColumn="0" w:lastRow="0" w:noHBand="0" w:noVBand="1" w:val="04A0"/>
+      </w:tblPr>
+      <w:tblGrid>
+        <w:gridCol w:w="5040"/>
+        <w:gridCol w:w="5040"/>
+      </w:tblGrid>
+      <w:tr>
+        <w:trPr>
+          <w:cantSplit/>
+        </w:trPr>
+        <w:tc>
+          <w:tcPr>
+            <w:tcW w:type="dxa" w:w="5040"/>
+            <w:vAlign w:val="center"/>
+            <w:tcBorders>
+              <w:top w:val="dashed" w:sz="4" w:color="8C8C8C"/>
+              <w:left w:val="dashed" w:sz="4" w:color="8C8C8C"/>
+              <w:bottom w:val="dashed" w:sz="4" w:color="8C8C8C"/>
+              <w:right w:val="dashed" w:sz="4" w:color="8C8C8C"/>
+            </w:tcBorders>
+          </w:tcPr>
+          <w:p>
+            <w:pPr>
+              <w:spacing w:after="40"/>
+              <w:jc w:val="center"/>
+            </w:pPr>
+            <w:r>
+              <w:drawing>
+                <wp:inline xmlns:a="http://schemas.openxmlformats.org/drawingml/2006/main" xmlns:pic="http://schemas.openxmlformats.org/drawingml/2006/picture">
+                  <wp:extent cx="2606040" cy="1466677"/>
+                  <wp:docPr id="7" name="Picture 7" descr="Иллюстрация по теме карточки"/>
+                  <wp:cNvGraphicFramePr>
+                    <a:graphicFrameLocks noChangeAspect="1"/>
+                  </wp:cNvGraphicFramePr>
+                  <a:graphic>
+                    <a:graphicData uri="http://schemas.openxmlformats.org/drawingml/2006/picture">
+                      <pic:pic>
+                        <pic:nvPicPr>
+                          <pic:cNvPr id="0" name="02.jpg"/>
+                          <pic:cNvPicPr/>
+                        </pic:nvPicPr>
+                        <pic:blipFill>
+                          <a:blip r:embed="rId11"/>
+                          <a:stretch>
+                            <a:fillRect/>
+                          </a:stretch>
+                        </pic:blipFill>
+                        <pic:spPr>
+                          <a:xfrm>
+                            <a:off x="0" y="0"/>
+                            <a:ext cx="2606040" cy="1466677"/>
+                          </a:xfrm>
+                          <a:prstGeom prst="rect"/>
+                        </pic:spPr>
+                      </pic:pic>
+                    </a:graphicData>
+                  </a:graphic>
+                </wp:inline>
+              </w:drawing>
+            </w:r>
+          </w:p>
+          <w:p>
+            <w:pPr>
+              <w:spacing w:after="160"/>
+              <w:jc w:val="center"/>
+            </w:pPr>
+            <w:r>
+              <w:rPr>
+                <w:b/>
+                <w:sz w:val="32"/>
+              </w:rPr>
+              <w:t>ЛУЖОК</w:t>
+              <w:br/>
+              <w:t>Положите рядом зелёный лист.</w:t>
+            </w:r>
+          </w:p>
+        </w:tc>
+        <w:tc>
+          <w:tcPr>
+            <w:tcW w:type="dxa" w:w="5040"/>
+            <w:vAlign w:val="center"/>
+            <w:tcBorders>
+              <w:top w:val="dashed" w:sz="4" w:color="8C8C8C"/>
+              <w:left w:val="dashed" w:sz="4" w:color="8C8C8C"/>
+              <w:bottom w:val="dashed" w:sz="4" w:color="8C8C8C"/>
+              <w:right w:val="dashed" w:sz="4" w:color="8C8C8C"/>
+            </w:tcBorders>
+          </w:tcPr>
+          <w:p>
+            <w:pPr>
+              <w:spacing w:after="40"/>
+              <w:jc w:val="center"/>
+            </w:pPr>
+            <w:r>
+              <w:drawing>
+                <wp:inline xmlns:a="http://schemas.openxmlformats.org/drawingml/2006/main" xmlns:pic="http://schemas.openxmlformats.org/drawingml/2006/picture">
+                  <wp:extent cx="2606040" cy="1466677"/>
+                  <wp:docPr id="8" name="Picture 8" descr="Иллюстрация по теме карточки"/>
+                  <wp:cNvGraphicFramePr>
+                    <a:graphicFrameLocks noChangeAspect="1"/>
+                  </wp:cNvGraphicFramePr>
+                  <a:graphic>
+                    <a:graphicData uri="http://schemas.openxmlformats.org/drawingml/2006/picture">
+                      <pic:pic>
+                        <pic:nvPicPr>
+                          <pic:cNvPr id="0" name="02.jpg"/>
+                          <pic:cNvPicPr/>
+                        </pic:nvPicPr>
+                        <pic:blipFill>
+                          <a:blip r:embed="rId11"/>
+                          <a:stretch>
+                            <a:fillRect/>
+                          </a:stretch>
+                        </pic:blipFill>
+                        <pic:spPr>
+                          <a:xfrm>
+                            <a:off x="0" y="0"/>
+                            <a:ext cx="2606040" cy="1466677"/>
+                          </a:xfrm>
+                          <a:prstGeom prst="rect"/>
+                        </pic:spPr>
+                      </pic:pic>
+                    </a:graphicData>
+                  </a:graphic>
+                </wp:inline>
+              </w:drawing>
+            </w:r>
+          </w:p>
+          <w:p>
+            <w:pPr>
+              <w:spacing w:after="160"/>
+              <w:jc w:val="center"/>
+            </w:pPr>
+            <w:r>
+              <w:rPr>
+                <w:b/>
+                <w:sz w:val="32"/>
+              </w:rPr>
+              <w:t>ДОРОЖКА</w:t>
+              <w:br/>
+              <w:t>Положите рядом бежевый лист.</w:t>
+            </w:r>
+          </w:p>
+        </w:tc>
+      </w:tr>
+      <w:tr>
+        <w:trPr>
+          <w:cantSplit/>
+        </w:trPr>
+        <w:tc>
+          <w:tcPr>
+            <w:tcW w:type="dxa" w:w="5040"/>
+            <w:vAlign w:val="center"/>
+            <w:tcBorders>
+              <w:top w:val="dashed" w:sz="4" w:color="8C8C8C"/>
+              <w:left w:val="dashed" w:sz="4" w:color="8C8C8C"/>
+              <w:bottom w:val="dashed" w:sz="4" w:color="8C8C8C"/>
+              <w:right w:val="dashed" w:sz="4" w:color="8C8C8C"/>
+            </w:tcBorders>
+          </w:tcPr>
+          <w:p>
+            <w:pPr>
+              <w:spacing w:after="40"/>
+              <w:jc w:val="center"/>
+            </w:pPr>
+            <w:r>
+              <w:drawing>
+                <wp:inline xmlns:a="http://schemas.openxmlformats.org/drawingml/2006/main" xmlns:pic="http://schemas.openxmlformats.org/drawingml/2006/picture">
+                  <wp:extent cx="2606040" cy="1466677"/>
+                  <wp:docPr id="9" name="Picture 9" descr="Иллюстрация по теме карточки"/>
+                  <wp:cNvGraphicFramePr>
+                    <a:graphicFrameLocks noChangeAspect="1"/>
+                  </wp:cNvGraphicFramePr>
+                  <a:graphic>
+                    <a:graphicData uri="http://schemas.openxmlformats.org/drawingml/2006/picture">
+                      <pic:pic>
+                        <pic:nvPicPr>
+                          <pic:cNvPr id="0" name="02.jpg"/>
+                          <pic:cNvPicPr/>
+                        </pic:nvPicPr>
+                        <pic:blipFill>
+                          <a:blip r:embed="rId11"/>
+                          <a:stretch>
+                            <a:fillRect/>
+                          </a:stretch>
+                        </pic:blipFill>
+                        <pic:spPr>
+                          <a:xfrm>
+                            <a:off x="0" y="0"/>
+                            <a:ext cx="2606040" cy="1466677"/>
+                          </a:xfrm>
+                          <a:prstGeom prst="rect"/>
+                        </pic:spPr>
+                      </pic:pic>
+                    </a:graphicData>
+                  </a:graphic>
+                </wp:inline>
+              </w:drawing>
+            </w:r>
+          </w:p>
+          <w:p>
+            <w:pPr>
+              <w:spacing w:after="160"/>
+              <w:jc w:val="center"/>
+            </w:pPr>
+            <w:r>
+              <w:rPr>
+                <w:b/>
+                <w:sz w:val="32"/>
+              </w:rPr>
+              <w:t>КУСТИК</w:t>
+              <w:br/>
+              <w:t>Положите зелёную салфетку. Овечка под ней.</w:t>
+            </w:r>
+          </w:p>
+        </w:tc>
+        <w:tc>
+          <w:tcPr>
+            <w:tcW w:type="dxa" w:w="5040"/>
+          </w:tcPr>
+          <w:p/>
+        </w:tc>
+      </w:tr>
+    </w:tbl>
     <w:p>
       <w:r>
-        <w:t>Положите рядом зелёный лист.</w:t>
-      </w:r>
-    </w:p>
-    <w:p>
-      <w:pPr>
-        <w:spacing w:before="520"/>
-      </w:pPr>
-      <w:r>
-        <w:rPr>
-          <w:b/>
-          <w:sz w:val="56"/>
-        </w:rPr>
-        <w:t>ДОРОЖКА</w:t>
-      </w:r>
-    </w:p>
-    <w:p>
-      <w:r>
-        <w:t>Положите рядом бежевый лист.</w:t>
-      </w:r>
-    </w:p>
-    <w:p>
-      <w:pPr>
-        <w:spacing w:before="520"/>
-      </w:pPr>
-      <w:r>
-        <w:rPr>
-          <w:b/>
-          <w:sz w:val="56"/>
-        </w:rPr>
-        <w:t>КУСТИК</w:t>
-      </w:r>
-    </w:p>
-    <w:p>
-      <w:r>
-        <w:t>Положите зелёную салфетку. Овечка под ней.</w:t>
-      </w:r>
-    </w:p>
-    <w:p>
-      <w:pPr>
-        <w:spacing w:before="600"/>
-      </w:pPr>
-      <w:r>
-        <w:t>Подсказки учителя: 1. «Овечка рядом с зелёным». 2. «Овечка спрятана под тканью».</w:t>
+        <w:t>Подсказки: «Овечка рядом с зелёным». «Овечка спрятана под тканью».</w:t>
       </w:r>
     </w:p>
     <w:p>
@@ -323,77 +497,298 @@
     </w:p>
     <w:p>
       <w:r>
-        <w:t>Вырежьте четыре карточки и отдайте помощникам в этом смешанном порядке. Прочитайте подписи. Группа помогает выстроить события.</w:t>
+        <w:t>Вырежьте карточки. Отдайте помощникам в смешанном порядке. Прочитайте подписи. Группа помогает выстроить события.</w:t>
       </w:r>
     </w:p>
-    <w:p>
-      <w:pPr>
-        <w:spacing w:before="400"/>
-      </w:pPr>
-      <w:r>
-        <w:rPr>
-          <w:b/>
-          <w:sz w:val="52"/>
-        </w:rPr>
-        <w:t>НАШЁЛ</w:t>
-      </w:r>
-    </w:p>
-    <w:p>
-      <w:r>
-        <w:t>Раскрытые ладони.</w:t>
-      </w:r>
-    </w:p>
-    <w:p>
-      <w:pPr>
-        <w:spacing w:before="400"/>
-      </w:pPr>
-      <w:r>
-        <w:rPr>
-          <w:b/>
-          <w:sz w:val="52"/>
-        </w:rPr>
-        <w:t>ОДНОЙ НЕТ</w:t>
-      </w:r>
-    </w:p>
-    <w:p>
-      <w:r>
-        <w:t>Покажите один пальчик.</w:t>
-      </w:r>
-    </w:p>
-    <w:p>
-      <w:pPr>
-        <w:spacing w:before="400"/>
-      </w:pPr>
-      <w:r>
-        <w:rPr>
-          <w:b/>
-          <w:sz w:val="52"/>
-        </w:rPr>
-        <w:t>РАДУЕТСЯ</w:t>
-      </w:r>
-    </w:p>
-    <w:p>
-      <w:r>
-        <w:t>Улыбка и тихий хлопок.</w:t>
-      </w:r>
-    </w:p>
-    <w:p>
-      <w:pPr>
-        <w:spacing w:before="400"/>
-      </w:pPr>
-      <w:r>
-        <w:rPr>
-          <w:b/>
-          <w:sz w:val="52"/>
-        </w:rPr>
-        <w:t>ИЩЕТ</w:t>
-      </w:r>
-    </w:p>
-    <w:p>
-      <w:r>
-        <w:t>Ладонь у лба.</w:t>
-      </w:r>
-    </w:p>
+    <w:tbl>
+      <w:tblPr>
+        <w:tblW w:type="auto" w:w="0"/>
+        <w:tblLayout w:type="fixed"/>
+        <w:tblLook w:firstColumn="1" w:firstRow="1" w:lastColumn="0" w:lastRow="0" w:noHBand="0" w:noVBand="1" w:val="04A0"/>
+      </w:tblPr>
+      <w:tblGrid>
+        <w:gridCol w:w="5040"/>
+        <w:gridCol w:w="5040"/>
+      </w:tblGrid>
+      <w:tr>
+        <w:trPr>
+          <w:cantSplit/>
+        </w:trPr>
+        <w:tc>
+          <w:tcPr>
+            <w:tcW w:type="dxa" w:w="5040"/>
+            <w:vAlign w:val="center"/>
+            <w:tcBorders>
+              <w:top w:val="dashed" w:sz="4" w:color="8C8C8C"/>
+              <w:left w:val="dashed" w:sz="4" w:color="8C8C8C"/>
+              <w:bottom w:val="dashed" w:sz="4" w:color="8C8C8C"/>
+              <w:right w:val="dashed" w:sz="4" w:color="8C8C8C"/>
+            </w:tcBorders>
+          </w:tcPr>
+          <w:p>
+            <w:pPr>
+              <w:spacing w:after="40"/>
+              <w:jc w:val="center"/>
+            </w:pPr>
+            <w:r>
+              <w:drawing>
+                <wp:inline xmlns:a="http://schemas.openxmlformats.org/drawingml/2006/main" xmlns:pic="http://schemas.openxmlformats.org/drawingml/2006/picture">
+                  <wp:extent cx="2606040" cy="1466677"/>
+                  <wp:docPr id="10" name="Picture 10" descr="Иллюстрация по теме карточки"/>
+                  <wp:cNvGraphicFramePr>
+                    <a:graphicFrameLocks noChangeAspect="1"/>
+                  </wp:cNvGraphicFramePr>
+                  <a:graphic>
+                    <a:graphicData uri="http://schemas.openxmlformats.org/drawingml/2006/picture">
+                      <pic:pic>
+                        <pic:nvPicPr>
+                          <pic:cNvPr id="0" name="03.jpg"/>
+                          <pic:cNvPicPr/>
+                        </pic:nvPicPr>
+                        <pic:blipFill>
+                          <a:blip r:embed="rId12"/>
+                          <a:stretch>
+                            <a:fillRect/>
+                          </a:stretch>
+                        </pic:blipFill>
+                        <pic:spPr>
+                          <a:xfrm>
+                            <a:off x="0" y="0"/>
+                            <a:ext cx="2606040" cy="1466677"/>
+                          </a:xfrm>
+                          <a:prstGeom prst="rect"/>
+                        </pic:spPr>
+                      </pic:pic>
+                    </a:graphicData>
+                  </a:graphic>
+                </wp:inline>
+              </w:drawing>
+            </w:r>
+          </w:p>
+          <w:p>
+            <w:pPr>
+              <w:spacing w:after="160"/>
+              <w:jc w:val="center"/>
+            </w:pPr>
+            <w:r>
+              <w:rPr>
+                <w:b/>
+                <w:sz w:val="34"/>
+              </w:rPr>
+              <w:t>НАШЁЛ</w:t>
+              <w:br/>
+              <w:t>Раскрытые ладони.</w:t>
+            </w:r>
+          </w:p>
+        </w:tc>
+        <w:tc>
+          <w:tcPr>
+            <w:tcW w:type="dxa" w:w="5040"/>
+            <w:vAlign w:val="center"/>
+            <w:tcBorders>
+              <w:top w:val="dashed" w:sz="4" w:color="8C8C8C"/>
+              <w:left w:val="dashed" w:sz="4" w:color="8C8C8C"/>
+              <w:bottom w:val="dashed" w:sz="4" w:color="8C8C8C"/>
+              <w:right w:val="dashed" w:sz="4" w:color="8C8C8C"/>
+            </w:tcBorders>
+          </w:tcPr>
+          <w:p>
+            <w:pPr>
+              <w:spacing w:after="40"/>
+              <w:jc w:val="center"/>
+            </w:pPr>
+            <w:r>
+              <w:drawing>
+                <wp:inline xmlns:a="http://schemas.openxmlformats.org/drawingml/2006/main" xmlns:pic="http://schemas.openxmlformats.org/drawingml/2006/picture">
+                  <wp:extent cx="2606040" cy="2381587"/>
+                  <wp:docPr id="11" name="Picture 11" descr="Иллюстрация по теме карточки"/>
+                  <wp:cNvGraphicFramePr>
+                    <a:graphicFrameLocks noChangeAspect="1"/>
+                  </wp:cNvGraphicFramePr>
+                  <a:graphic>
+                    <a:graphicData uri="http://schemas.openxmlformats.org/drawingml/2006/picture">
+                      <pic:pic>
+                        <pic:nvPicPr>
+                          <pic:cNvPr id="0" name="05.jpg"/>
+                          <pic:cNvPicPr/>
+                        </pic:nvPicPr>
+                        <pic:blipFill>
+                          <a:blip r:embed="rId13"/>
+                          <a:stretch>
+                            <a:fillRect/>
+                          </a:stretch>
+                        </pic:blipFill>
+                        <pic:spPr>
+                          <a:xfrm>
+                            <a:off x="0" y="0"/>
+                            <a:ext cx="2606040" cy="2381587"/>
+                          </a:xfrm>
+                          <a:prstGeom prst="rect"/>
+                        </pic:spPr>
+                      </pic:pic>
+                    </a:graphicData>
+                  </a:graphic>
+                </wp:inline>
+              </w:drawing>
+            </w:r>
+          </w:p>
+          <w:p>
+            <w:pPr>
+              <w:spacing w:after="160"/>
+              <w:jc w:val="center"/>
+            </w:pPr>
+            <w:r>
+              <w:rPr>
+                <w:b/>
+                <w:sz w:val="34"/>
+              </w:rPr>
+              <w:t>ОДНОЙ НЕТ</w:t>
+              <w:br/>
+              <w:t>Один пальчик.</w:t>
+            </w:r>
+          </w:p>
+        </w:tc>
+      </w:tr>
+      <w:tr>
+        <w:trPr>
+          <w:cantSplit/>
+        </w:trPr>
+        <w:tc>
+          <w:tcPr>
+            <w:tcW w:type="dxa" w:w="5040"/>
+            <w:vAlign w:val="center"/>
+            <w:tcBorders>
+              <w:top w:val="dashed" w:sz="4" w:color="8C8C8C"/>
+              <w:left w:val="dashed" w:sz="4" w:color="8C8C8C"/>
+              <w:bottom w:val="dashed" w:sz="4" w:color="8C8C8C"/>
+              <w:right w:val="dashed" w:sz="4" w:color="8C8C8C"/>
+            </w:tcBorders>
+          </w:tcPr>
+          <w:p>
+            <w:pPr>
+              <w:spacing w:after="40"/>
+              <w:jc w:val="center"/>
+            </w:pPr>
+            <w:r>
+              <w:drawing>
+                <wp:inline xmlns:a="http://schemas.openxmlformats.org/drawingml/2006/main" xmlns:pic="http://schemas.openxmlformats.org/drawingml/2006/picture">
+                  <wp:extent cx="2606040" cy="1466677"/>
+                  <wp:docPr id="12" name="Picture 12" descr="Иллюстрация по теме карточки"/>
+                  <wp:cNvGraphicFramePr>
+                    <a:graphicFrameLocks noChangeAspect="1"/>
+                  </wp:cNvGraphicFramePr>
+                  <a:graphic>
+                    <a:graphicData uri="http://schemas.openxmlformats.org/drawingml/2006/picture">
+                      <pic:pic>
+                        <pic:nvPicPr>
+                          <pic:cNvPr id="0" name="01.jpg"/>
+                          <pic:cNvPicPr/>
+                        </pic:nvPicPr>
+                        <pic:blipFill>
+                          <a:blip r:embed="rId14"/>
+                          <a:stretch>
+                            <a:fillRect/>
+                          </a:stretch>
+                        </pic:blipFill>
+                        <pic:spPr>
+                          <a:xfrm>
+                            <a:off x="0" y="0"/>
+                            <a:ext cx="2606040" cy="1466677"/>
+                          </a:xfrm>
+                          <a:prstGeom prst="rect"/>
+                        </pic:spPr>
+                      </pic:pic>
+                    </a:graphicData>
+                  </a:graphic>
+                </wp:inline>
+              </w:drawing>
+            </w:r>
+          </w:p>
+          <w:p>
+            <w:pPr>
+              <w:spacing w:after="160"/>
+              <w:jc w:val="center"/>
+            </w:pPr>
+            <w:r>
+              <w:rPr>
+                <w:b/>
+                <w:sz w:val="34"/>
+              </w:rPr>
+              <w:t>РАДУЕТСЯ</w:t>
+              <w:br/>
+              <w:t>Улыбка и тихий хлопок.</w:t>
+            </w:r>
+          </w:p>
+        </w:tc>
+        <w:tc>
+          <w:tcPr>
+            <w:tcW w:type="dxa" w:w="5040"/>
+            <w:vAlign w:val="center"/>
+            <w:tcBorders>
+              <w:top w:val="dashed" w:sz="4" w:color="8C8C8C"/>
+              <w:left w:val="dashed" w:sz="4" w:color="8C8C8C"/>
+              <w:bottom w:val="dashed" w:sz="4" w:color="8C8C8C"/>
+              <w:right w:val="dashed" w:sz="4" w:color="8C8C8C"/>
+            </w:tcBorders>
+          </w:tcPr>
+          <w:p>
+            <w:pPr>
+              <w:spacing w:after="40"/>
+              <w:jc w:val="center"/>
+            </w:pPr>
+            <w:r>
+              <w:drawing>
+                <wp:inline xmlns:a="http://schemas.openxmlformats.org/drawingml/2006/main" xmlns:pic="http://schemas.openxmlformats.org/drawingml/2006/picture">
+                  <wp:extent cx="2606040" cy="1466677"/>
+                  <wp:docPr id="13" name="Picture 13" descr="Иллюстрация по теме карточки"/>
+                  <wp:cNvGraphicFramePr>
+                    <a:graphicFrameLocks noChangeAspect="1"/>
+                  </wp:cNvGraphicFramePr>
+                  <a:graphic>
+                    <a:graphicData uri="http://schemas.openxmlformats.org/drawingml/2006/picture">
+                      <pic:pic>
+                        <pic:nvPicPr>
+                          <pic:cNvPr id="0" name="02.jpg"/>
+                          <pic:cNvPicPr/>
+                        </pic:nvPicPr>
+                        <pic:blipFill>
+                          <a:blip r:embed="rId11"/>
+                          <a:stretch>
+                            <a:fillRect/>
+                          </a:stretch>
+                        </pic:blipFill>
+                        <pic:spPr>
+                          <a:xfrm>
+                            <a:off x="0" y="0"/>
+                            <a:ext cx="2606040" cy="1466677"/>
+                          </a:xfrm>
+                          <a:prstGeom prst="rect"/>
+                        </pic:spPr>
+                      </pic:pic>
+                    </a:graphicData>
+                  </a:graphic>
+                </wp:inline>
+              </w:drawing>
+            </w:r>
+          </w:p>
+          <w:p>
+            <w:pPr>
+              <w:spacing w:after="160"/>
+              <w:jc w:val="center"/>
+            </w:pPr>
+            <w:r>
+              <w:rPr>
+                <w:b/>
+                <w:sz w:val="34"/>
+              </w:rPr>
+              <w:t>ИЩЕТ</w:t>
+              <w:br/>
+              <w:t>Ладонь у лба.</w:t>
+            </w:r>
+          </w:p>
+        </w:tc>
+      </w:tr>
+    </w:tbl>
     <w:p>
       <w:r>
         <w:br w:type="page"/>
@@ -409,94 +804,586 @@
     </w:p>
     <w:p>
       <w:r>
-        <w:t>Для театра сложите карточку «ПАСТУХ» пополам или прикрепите её к игрушке. «ДРУЗЬЯ» — роль всей группы. Подписи действий используйте в конце занятия: дети выбирают словами или жестом.</w:t>
+        <w:t>Карточку «ПАСТУХ» можно прикрепить к игрушке. «ДРУЗЬЯ» — роль всей группы. В конце дети выбирают действие словами или жестом.</w:t>
       </w:r>
     </w:p>
-    <w:p>
-      <w:pPr>
-        <w:spacing w:before="280"/>
-      </w:pPr>
-      <w:r>
-        <w:rPr>
-          <w:b/>
-          <w:sz w:val="44"/>
-        </w:rPr>
-        <w:t>ПАСТУХ</w:t>
-      </w:r>
-    </w:p>
-    <w:p>
-      <w:r>
-        <w:t>Двигает фигурку и ищет овечку.</w:t>
-      </w:r>
-    </w:p>
-    <w:p>
-      <w:pPr>
-        <w:spacing w:before="280"/>
-      </w:pPr>
-      <w:r>
-        <w:rPr>
-          <w:b/>
-          <w:sz w:val="44"/>
-        </w:rPr>
-        <w:t>ДРУЗЬЯ</w:t>
-      </w:r>
-    </w:p>
-    <w:p>
-      <w:r>
-        <w:t>Радуются вместе с пастухом.</w:t>
-      </w:r>
-    </w:p>
-    <w:p>
-      <w:pPr>
-        <w:spacing w:before="280"/>
-      </w:pPr>
-      <w:r>
-        <w:rPr>
-          <w:b/>
-          <w:sz w:val="44"/>
-        </w:rPr>
-        <w:t>ПРИГЛАШУ</w:t>
-      </w:r>
-    </w:p>
-    <w:p>
-      <w:r>
-        <w:t>«Хочешь играть с нами?»</w:t>
-      </w:r>
-    </w:p>
-    <w:p>
-      <w:pPr>
-        <w:spacing w:before="280"/>
-      </w:pPr>
-      <w:r>
-        <w:rPr>
-          <w:b/>
-          <w:sz w:val="44"/>
-        </w:rPr>
-        <w:t>ПОМОГУ</w:t>
-      </w:r>
-    </w:p>
-    <w:p>
-      <w:r>
-        <w:t>Подам нужный кубик.</w:t>
-      </w:r>
-    </w:p>
-    <w:p>
-      <w:pPr>
-        <w:spacing w:before="280"/>
-      </w:pPr>
-      <w:r>
-        <w:rPr>
-          <w:b/>
-          <w:sz w:val="44"/>
-        </w:rPr>
-        <w:t>ПОКАЖУ</w:t>
-      </w:r>
-    </w:p>
-    <w:p>
-      <w:r>
-        <w:t>Помогу понять, как начать.</w:t>
-      </w:r>
-    </w:p>
+    <w:tbl>
+      <w:tblPr>
+        <w:tblW w:type="auto" w:w="0"/>
+        <w:tblLayout w:type="fixed"/>
+        <w:tblLook w:firstColumn="1" w:firstRow="1" w:lastColumn="0" w:lastRow="0" w:noHBand="0" w:noVBand="1" w:val="04A0"/>
+      </w:tblPr>
+      <w:tblGrid>
+        <w:gridCol w:w="5040"/>
+        <w:gridCol w:w="5040"/>
+      </w:tblGrid>
+      <w:tr>
+        <w:trPr>
+          <w:cantSplit/>
+        </w:trPr>
+        <w:tc>
+          <w:tcPr>
+            <w:tcW w:type="dxa" w:w="5040"/>
+            <w:vAlign w:val="center"/>
+            <w:tcBorders>
+              <w:top w:val="dashed" w:sz="4" w:color="8C8C8C"/>
+              <w:left w:val="dashed" w:sz="4" w:color="8C8C8C"/>
+              <w:bottom w:val="dashed" w:sz="4" w:color="8C8C8C"/>
+              <w:right w:val="dashed" w:sz="4" w:color="8C8C8C"/>
+            </w:tcBorders>
+          </w:tcPr>
+          <w:p>
+            <w:pPr>
+              <w:spacing w:after="0" w:line="20" w:lineRule="exact"/>
+            </w:pPr>
+            <w:r>
+              <w:rPr>
+                <w:sz w:val="2"/>
+              </w:rPr>
+            </w:r>
+          </w:p>
+          <w:tbl>
+            <w:tblPr>
+              <w:tblW w:type="auto" w:w="0"/>
+              <w:tblLayout w:type="fixed"/>
+              <w:tblLook w:firstColumn="1" w:firstRow="1" w:lastColumn="0" w:lastRow="0" w:noHBand="0" w:noVBand="1" w:val="04A0"/>
+            </w:tblPr>
+            <w:tblGrid>
+              <w:gridCol w:w="1584"/>
+              <w:gridCol w:w="3024"/>
+            </w:tblGrid>
+            <w:tr>
+              <w:tc>
+                <w:tcPr>
+                  <w:tcW w:type="dxa" w:w="1584"/>
+                  <w:vAlign w:val="center"/>
+                </w:tcPr>
+                <w:p>
+                  <w:pPr>
+                    <w:spacing w:after="40"/>
+                  </w:pPr>
+                  <w:r>
+                    <w:drawing>
+                      <wp:inline xmlns:a="http://schemas.openxmlformats.org/drawingml/2006/main" xmlns:pic="http://schemas.openxmlformats.org/drawingml/2006/picture">
+                        <wp:extent cx="868680" cy="488892"/>
+                        <wp:docPr id="14" name="Picture 14" descr="Иллюстрация по теме карточки"/>
+                        <wp:cNvGraphicFramePr>
+                          <a:graphicFrameLocks noChangeAspect="1"/>
+                        </wp:cNvGraphicFramePr>
+                        <a:graphic>
+                          <a:graphicData uri="http://schemas.openxmlformats.org/drawingml/2006/picture">
+                            <pic:pic>
+                              <pic:nvPicPr>
+                                <pic:cNvPr id="0" name="03.jpg"/>
+                                <pic:cNvPicPr/>
+                              </pic:nvPicPr>
+                              <pic:blipFill>
+                                <a:blip r:embed="rId12"/>
+                                <a:stretch>
+                                  <a:fillRect/>
+                                </a:stretch>
+                              </pic:blipFill>
+                              <pic:spPr>
+                                <a:xfrm>
+                                  <a:off x="0" y="0"/>
+                                  <a:ext cx="868680" cy="488892"/>
+                                </a:xfrm>
+                                <a:prstGeom prst="rect"/>
+                              </pic:spPr>
+                            </pic:pic>
+                          </a:graphicData>
+                        </a:graphic>
+                      </wp:inline>
+                    </w:drawing>
+                  </w:r>
+                </w:p>
+              </w:tc>
+              <w:tc>
+                <w:tcPr>
+                  <w:tcW w:type="dxa" w:w="3024"/>
+                  <w:vAlign w:val="center"/>
+                </w:tcPr>
+                <w:p>
+                  <w:pPr>
+                    <w:spacing w:after="40" w:line="240" w:lineRule="auto"/>
+                  </w:pPr>
+                  <w:r>
+                    <w:rPr>
+                      <w:sz w:val="30"/>
+                    </w:rPr>
+                    <w:t>ПАСТУХ</w:t>
+                    <w:br/>
+                    <w:t>Двигает фигурку и ищет овечку.</w:t>
+                  </w:r>
+                </w:p>
+              </w:tc>
+            </w:tr>
+          </w:tbl>
+          <w:p>
+            <w:pPr>
+              <w:spacing w:after="0" w:line="20" w:lineRule="exact"/>
+            </w:pPr>
+            <w:r>
+              <w:rPr>
+                <w:sz w:val="2"/>
+              </w:rPr>
+            </w:r>
+          </w:p>
+        </w:tc>
+        <w:tc>
+          <w:tcPr>
+            <w:tcW w:type="dxa" w:w="5040"/>
+            <w:vAlign w:val="center"/>
+            <w:tcBorders>
+              <w:top w:val="dashed" w:sz="4" w:color="8C8C8C"/>
+              <w:left w:val="dashed" w:sz="4" w:color="8C8C8C"/>
+              <w:bottom w:val="dashed" w:sz="4" w:color="8C8C8C"/>
+              <w:right w:val="dashed" w:sz="4" w:color="8C8C8C"/>
+            </w:tcBorders>
+          </w:tcPr>
+          <w:p>
+            <w:pPr>
+              <w:spacing w:after="0" w:line="20" w:lineRule="exact"/>
+            </w:pPr>
+            <w:r>
+              <w:rPr>
+                <w:sz w:val="2"/>
+              </w:rPr>
+            </w:r>
+          </w:p>
+          <w:tbl>
+            <w:tblPr>
+              <w:tblW w:type="auto" w:w="0"/>
+              <w:tblLayout w:type="fixed"/>
+              <w:tblLook w:firstColumn="1" w:firstRow="1" w:lastColumn="0" w:lastRow="0" w:noHBand="0" w:noVBand="1" w:val="04A0"/>
+            </w:tblPr>
+            <w:tblGrid>
+              <w:gridCol w:w="1584"/>
+              <w:gridCol w:w="3024"/>
+            </w:tblGrid>
+            <w:tr>
+              <w:tc>
+                <w:tcPr>
+                  <w:tcW w:type="dxa" w:w="1584"/>
+                  <w:vAlign w:val="center"/>
+                </w:tcPr>
+                <w:p>
+                  <w:pPr>
+                    <w:spacing w:after="40"/>
+                  </w:pPr>
+                  <w:r>
+                    <w:drawing>
+                      <wp:inline xmlns:a="http://schemas.openxmlformats.org/drawingml/2006/main" xmlns:pic="http://schemas.openxmlformats.org/drawingml/2006/picture">
+                        <wp:extent cx="868680" cy="488892"/>
+                        <wp:docPr id="15" name="Picture 15" descr="Иллюстрация по теме карточки"/>
+                        <wp:cNvGraphicFramePr>
+                          <a:graphicFrameLocks noChangeAspect="1"/>
+                        </wp:cNvGraphicFramePr>
+                        <a:graphic>
+                          <a:graphicData uri="http://schemas.openxmlformats.org/drawingml/2006/picture">
+                            <pic:pic>
+                              <pic:nvPicPr>
+                                <pic:cNvPr id="0" name="01.jpg"/>
+                                <pic:cNvPicPr/>
+                              </pic:nvPicPr>
+                              <pic:blipFill>
+                                <a:blip r:embed="rId14"/>
+                                <a:stretch>
+                                  <a:fillRect/>
+                                </a:stretch>
+                              </pic:blipFill>
+                              <pic:spPr>
+                                <a:xfrm>
+                                  <a:off x="0" y="0"/>
+                                  <a:ext cx="868680" cy="488892"/>
+                                </a:xfrm>
+                                <a:prstGeom prst="rect"/>
+                              </pic:spPr>
+                            </pic:pic>
+                          </a:graphicData>
+                        </a:graphic>
+                      </wp:inline>
+                    </w:drawing>
+                  </w:r>
+                </w:p>
+              </w:tc>
+              <w:tc>
+                <w:tcPr>
+                  <w:tcW w:type="dxa" w:w="3024"/>
+                  <w:vAlign w:val="center"/>
+                </w:tcPr>
+                <w:p>
+                  <w:pPr>
+                    <w:spacing w:after="40" w:line="240" w:lineRule="auto"/>
+                  </w:pPr>
+                  <w:r>
+                    <w:rPr>
+                      <w:sz w:val="30"/>
+                    </w:rPr>
+                    <w:t>ДРУЗЬЯ</w:t>
+                    <w:br/>
+                    <w:t>Радуются с пастухом.</w:t>
+                  </w:r>
+                </w:p>
+              </w:tc>
+            </w:tr>
+          </w:tbl>
+          <w:p>
+            <w:pPr>
+              <w:spacing w:after="0" w:line="20" w:lineRule="exact"/>
+            </w:pPr>
+            <w:r>
+              <w:rPr>
+                <w:sz w:val="2"/>
+              </w:rPr>
+            </w:r>
+          </w:p>
+        </w:tc>
+      </w:tr>
+      <w:tr>
+        <w:trPr>
+          <w:cantSplit/>
+        </w:trPr>
+        <w:tc>
+          <w:tcPr>
+            <w:tcW w:type="dxa" w:w="5040"/>
+            <w:vAlign w:val="center"/>
+            <w:tcBorders>
+              <w:top w:val="dashed" w:sz="4" w:color="8C8C8C"/>
+              <w:left w:val="dashed" w:sz="4" w:color="8C8C8C"/>
+              <w:bottom w:val="dashed" w:sz="4" w:color="8C8C8C"/>
+              <w:right w:val="dashed" w:sz="4" w:color="8C8C8C"/>
+            </w:tcBorders>
+          </w:tcPr>
+          <w:p>
+            <w:pPr>
+              <w:spacing w:after="0" w:line="20" w:lineRule="exact"/>
+            </w:pPr>
+            <w:r>
+              <w:rPr>
+                <w:sz w:val="2"/>
+              </w:rPr>
+            </w:r>
+          </w:p>
+          <w:tbl>
+            <w:tblPr>
+              <w:tblW w:type="auto" w:w="0"/>
+              <w:tblLayout w:type="fixed"/>
+              <w:tblLook w:firstColumn="1" w:firstRow="1" w:lastColumn="0" w:lastRow="0" w:noHBand="0" w:noVBand="1" w:val="04A0"/>
+            </w:tblPr>
+            <w:tblGrid>
+              <w:gridCol w:w="1584"/>
+              <w:gridCol w:w="3024"/>
+            </w:tblGrid>
+            <w:tr>
+              <w:tc>
+                <w:tcPr>
+                  <w:tcW w:type="dxa" w:w="1584"/>
+                  <w:vAlign w:val="center"/>
+                </w:tcPr>
+                <w:p>
+                  <w:pPr>
+                    <w:spacing w:after="40"/>
+                  </w:pPr>
+                  <w:r>
+                    <w:drawing>
+                      <wp:inline xmlns:a="http://schemas.openxmlformats.org/drawingml/2006/main" xmlns:pic="http://schemas.openxmlformats.org/drawingml/2006/picture">
+                        <wp:extent cx="868680" cy="488373"/>
+                        <wp:docPr id="16" name="Picture 16" descr="Иллюстрация по теме карточки"/>
+                        <wp:cNvGraphicFramePr>
+                          <a:graphicFrameLocks noChangeAspect="1"/>
+                        </wp:cNvGraphicFramePr>
+                        <a:graphic>
+                          <a:graphicData uri="http://schemas.openxmlformats.org/drawingml/2006/picture">
+                            <pic:pic>
+                              <pic:nvPicPr>
+                                <pic:cNvPr id="0" name="04.jpg"/>
+                                <pic:cNvPicPr/>
+                              </pic:nvPicPr>
+                              <pic:blipFill>
+                                <a:blip r:embed="rId15"/>
+                                <a:stretch>
+                                  <a:fillRect/>
+                                </a:stretch>
+                              </pic:blipFill>
+                              <pic:spPr>
+                                <a:xfrm>
+                                  <a:off x="0" y="0"/>
+                                  <a:ext cx="868680" cy="488373"/>
+                                </a:xfrm>
+                                <a:prstGeom prst="rect"/>
+                              </pic:spPr>
+                            </pic:pic>
+                          </a:graphicData>
+                        </a:graphic>
+                      </wp:inline>
+                    </w:drawing>
+                  </w:r>
+                </w:p>
+              </w:tc>
+              <w:tc>
+                <w:tcPr>
+                  <w:tcW w:type="dxa" w:w="3024"/>
+                  <w:vAlign w:val="center"/>
+                </w:tcPr>
+                <w:p>
+                  <w:pPr>
+                    <w:spacing w:after="40" w:line="240" w:lineRule="auto"/>
+                  </w:pPr>
+                  <w:r>
+                    <w:rPr>
+                      <w:sz w:val="30"/>
+                    </w:rPr>
+                    <w:t>ПРИГЛАШУ</w:t>
+                    <w:br/>
+                    <w:t>«Хочешь играть с нами?»</w:t>
+                  </w:r>
+                </w:p>
+              </w:tc>
+            </w:tr>
+          </w:tbl>
+          <w:p>
+            <w:pPr>
+              <w:spacing w:after="0" w:line="20" w:lineRule="exact"/>
+            </w:pPr>
+            <w:r>
+              <w:rPr>
+                <w:sz w:val="2"/>
+              </w:rPr>
+            </w:r>
+          </w:p>
+        </w:tc>
+        <w:tc>
+          <w:tcPr>
+            <w:tcW w:type="dxa" w:w="5040"/>
+            <w:vAlign w:val="center"/>
+            <w:tcBorders>
+              <w:top w:val="dashed" w:sz="4" w:color="8C8C8C"/>
+              <w:left w:val="dashed" w:sz="4" w:color="8C8C8C"/>
+              <w:bottom w:val="dashed" w:sz="4" w:color="8C8C8C"/>
+              <w:right w:val="dashed" w:sz="4" w:color="8C8C8C"/>
+            </w:tcBorders>
+          </w:tcPr>
+          <w:p>
+            <w:pPr>
+              <w:spacing w:after="0" w:line="20" w:lineRule="exact"/>
+            </w:pPr>
+            <w:r>
+              <w:rPr>
+                <w:sz w:val="2"/>
+              </w:rPr>
+            </w:r>
+          </w:p>
+          <w:tbl>
+            <w:tblPr>
+              <w:tblW w:type="auto" w:w="0"/>
+              <w:tblLayout w:type="fixed"/>
+              <w:tblLook w:firstColumn="1" w:firstRow="1" w:lastColumn="0" w:lastRow="0" w:noHBand="0" w:noVBand="1" w:val="04A0"/>
+            </w:tblPr>
+            <w:tblGrid>
+              <w:gridCol w:w="1584"/>
+              <w:gridCol w:w="3024"/>
+            </w:tblGrid>
+            <w:tr>
+              <w:tc>
+                <w:tcPr>
+                  <w:tcW w:type="dxa" w:w="1584"/>
+                  <w:vAlign w:val="center"/>
+                </w:tcPr>
+                <w:p>
+                  <w:pPr>
+                    <w:spacing w:after="40"/>
+                  </w:pPr>
+                  <w:r>
+                    <w:drawing>
+                      <wp:inline xmlns:a="http://schemas.openxmlformats.org/drawingml/2006/main" xmlns:pic="http://schemas.openxmlformats.org/drawingml/2006/picture">
+                        <wp:extent cx="868680" cy="488373"/>
+                        <wp:docPr id="17" name="Picture 17" descr="Иллюстрация по теме карточки"/>
+                        <wp:cNvGraphicFramePr>
+                          <a:graphicFrameLocks noChangeAspect="1"/>
+                        </wp:cNvGraphicFramePr>
+                        <a:graphic>
+                          <a:graphicData uri="http://schemas.openxmlformats.org/drawingml/2006/picture">
+                            <pic:pic>
+                              <pic:nvPicPr>
+                                <pic:cNvPr id="0" name="04.jpg"/>
+                                <pic:cNvPicPr/>
+                              </pic:nvPicPr>
+                              <pic:blipFill>
+                                <a:blip r:embed="rId15"/>
+                                <a:stretch>
+                                  <a:fillRect/>
+                                </a:stretch>
+                              </pic:blipFill>
+                              <pic:spPr>
+                                <a:xfrm>
+                                  <a:off x="0" y="0"/>
+                                  <a:ext cx="868680" cy="488373"/>
+                                </a:xfrm>
+                                <a:prstGeom prst="rect"/>
+                              </pic:spPr>
+                            </pic:pic>
+                          </a:graphicData>
+                        </a:graphic>
+                      </wp:inline>
+                    </w:drawing>
+                  </w:r>
+                </w:p>
+              </w:tc>
+              <w:tc>
+                <w:tcPr>
+                  <w:tcW w:type="dxa" w:w="3024"/>
+                  <w:vAlign w:val="center"/>
+                </w:tcPr>
+                <w:p>
+                  <w:pPr>
+                    <w:spacing w:after="40" w:line="240" w:lineRule="auto"/>
+                  </w:pPr>
+                  <w:r>
+                    <w:rPr>
+                      <w:sz w:val="30"/>
+                    </w:rPr>
+                    <w:t>ПОМОГУ</w:t>
+                    <w:br/>
+                    <w:t>Подам нужный кубик.</w:t>
+                  </w:r>
+                </w:p>
+              </w:tc>
+            </w:tr>
+          </w:tbl>
+          <w:p>
+            <w:pPr>
+              <w:spacing w:after="0" w:line="20" w:lineRule="exact"/>
+            </w:pPr>
+            <w:r>
+              <w:rPr>
+                <w:sz w:val="2"/>
+              </w:rPr>
+            </w:r>
+          </w:p>
+        </w:tc>
+      </w:tr>
+      <w:tr>
+        <w:trPr>
+          <w:cantSplit/>
+        </w:trPr>
+        <w:tc>
+          <w:tcPr>
+            <w:tcW w:type="dxa" w:w="5040"/>
+            <w:vAlign w:val="center"/>
+            <w:tcBorders>
+              <w:top w:val="dashed" w:sz="4" w:color="8C8C8C"/>
+              <w:left w:val="dashed" w:sz="4" w:color="8C8C8C"/>
+              <w:bottom w:val="dashed" w:sz="4" w:color="8C8C8C"/>
+              <w:right w:val="dashed" w:sz="4" w:color="8C8C8C"/>
+            </w:tcBorders>
+          </w:tcPr>
+          <w:p>
+            <w:pPr>
+              <w:spacing w:after="0" w:line="20" w:lineRule="exact"/>
+            </w:pPr>
+            <w:r>
+              <w:rPr>
+                <w:sz w:val="2"/>
+              </w:rPr>
+            </w:r>
+          </w:p>
+          <w:tbl>
+            <w:tblPr>
+              <w:tblW w:type="auto" w:w="0"/>
+              <w:tblLayout w:type="fixed"/>
+              <w:tblLook w:firstColumn="1" w:firstRow="1" w:lastColumn="0" w:lastRow="0" w:noHBand="0" w:noVBand="1" w:val="04A0"/>
+            </w:tblPr>
+            <w:tblGrid>
+              <w:gridCol w:w="1584"/>
+              <w:gridCol w:w="3024"/>
+            </w:tblGrid>
+            <w:tr>
+              <w:tc>
+                <w:tcPr>
+                  <w:tcW w:type="dxa" w:w="1584"/>
+                  <w:vAlign w:val="center"/>
+                </w:tcPr>
+                <w:p>
+                  <w:pPr>
+                    <w:spacing w:after="40"/>
+                  </w:pPr>
+                  <w:r>
+                    <w:drawing>
+                      <wp:inline xmlns:a="http://schemas.openxmlformats.org/drawingml/2006/main" xmlns:pic="http://schemas.openxmlformats.org/drawingml/2006/picture">
+                        <wp:extent cx="868680" cy="488373"/>
+                        <wp:docPr id="18" name="Picture 18" descr="Иллюстрация по теме карточки"/>
+                        <wp:cNvGraphicFramePr>
+                          <a:graphicFrameLocks noChangeAspect="1"/>
+                        </wp:cNvGraphicFramePr>
+                        <a:graphic>
+                          <a:graphicData uri="http://schemas.openxmlformats.org/drawingml/2006/picture">
+                            <pic:pic>
+                              <pic:nvPicPr>
+                                <pic:cNvPr id="0" name="04.jpg"/>
+                                <pic:cNvPicPr/>
+                              </pic:nvPicPr>
+                              <pic:blipFill>
+                                <a:blip r:embed="rId15"/>
+                                <a:stretch>
+                                  <a:fillRect/>
+                                </a:stretch>
+                              </pic:blipFill>
+                              <pic:spPr>
+                                <a:xfrm>
+                                  <a:off x="0" y="0"/>
+                                  <a:ext cx="868680" cy="488373"/>
+                                </a:xfrm>
+                                <a:prstGeom prst="rect"/>
+                              </pic:spPr>
+                            </pic:pic>
+                          </a:graphicData>
+                        </a:graphic>
+                      </wp:inline>
+                    </w:drawing>
+                  </w:r>
+                </w:p>
+              </w:tc>
+              <w:tc>
+                <w:tcPr>
+                  <w:tcW w:type="dxa" w:w="3024"/>
+                  <w:vAlign w:val="center"/>
+                </w:tcPr>
+                <w:p>
+                  <w:pPr>
+                    <w:spacing w:after="40" w:line="240" w:lineRule="auto"/>
+                  </w:pPr>
+                  <w:r>
+                    <w:rPr>
+                      <w:sz w:val="30"/>
+                    </w:rPr>
+                    <w:t>ПОКАЖУ</w:t>
+                    <w:br/>
+                    <w:t>Помогу понять, как начать.</w:t>
+                  </w:r>
+                </w:p>
+              </w:tc>
+            </w:tr>
+          </w:tbl>
+          <w:p>
+            <w:pPr>
+              <w:spacing w:after="0" w:line="20" w:lineRule="exact"/>
+            </w:pPr>
+            <w:r>
+              <w:rPr>
+                <w:sz w:val="2"/>
+              </w:rPr>
+            </w:r>
+          </w:p>
+        </w:tc>
+        <w:tc>
+          <w:tcPr>
+            <w:tcW w:type="dxa" w:w="5040"/>
+          </w:tcPr>
+          <w:p/>
+        </w:tc>
+      </w:tr>
+    </w:tbl>
     <w:sectPr>
       <w:footerReference w:type="default" r:id="rId9"/>
       <w:pgSz w:w="12240" w:h="15840"/>
@@ -1241,7 +2128,7 @@
       <w:color w:val="000000"/>
       <w:spacing w:val="5"/>
       <w:kern w:val="28"/>
-      <w:sz w:val="48"/>
+      <w:sz w:val="46"/>
       <w:szCs w:val="52"/>
     </w:rPr>
   </w:style>
